--- a/project-personal/stage3/report/ИП3_Верниковская_отчёт.docx
+++ b/project-personal/stage3/report/ИП3_Верниковская_отчёт.docx
@@ -906,6 +906,18 @@
       </w:pPr>
       <w:r>
         <w:t xml:space="preserve">How to Brute Force Attack on Web Forms? [Step-by-Step] [Электронный ресурс] URL: https://www.golinuxcloud.com/brute-force-attack-web-forms/</w:t>
+      </w:r>
+    </w:p>
+    <w:p>
+      <w:pPr>
+        <w:numPr>
+          <w:ilvl w:val="0"/>
+          <w:numId w:val="1002"/>
+        </w:numPr>
+        <w:pStyle w:val="Compact"/>
+      </w:pPr>
+      <w:r>
+        <w:t xml:space="preserve">Расширение Cookie-Editor [Step-by-Step] [Электронный ресурс] URL: https://addons.mozilla.org/en-US/firefox/addon/cookie-editor/?utm_campaign=external-cookie-editor.com</w:t>
       </w:r>
     </w:p>
     <w:bookmarkEnd w:id="51"/>

--- a/project-personal/stage3/report/ИП3_Верниковская_отчёт.docx
+++ b/project-personal/stage3/report/ИП3_Верниковская_отчёт.docx
@@ -141,7 +141,7 @@
         <w:pStyle w:val="FirstParagraph"/>
       </w:pPr>
       <w:r>
-        <w:t xml:space="preserve">Приобретение практических навыков по установке DVWA.</w:t>
+        <w:t xml:space="preserve">Приобретение практических навыков по использованию инструмента Hydra для бутфорса паролей</w:t>
       </w:r>
     </w:p>
     <w:bookmarkEnd w:id="20"/>
